--- a/docs/disclosure_sample_report.docx
+++ b/docs/disclosure_sample_report.docx
@@ -7062,6 +7062,24 @@
       </w:r>
       <w:r>
         <w:t>.</w:t>
+      </w:r>
+    </w:p>
+    <w:p>
+      <w:pPr>
+        <w:jc w:val="left"/>
+      </w:pPr>
+      <w:r>
+        <w:t xml:space="preserve">The tables themselves are published under </w:t>
+      </w:r>
+      <w:r>
+        <w:rPr>
+          <w:rFonts w:ascii="Consolas" w:hAnsi="Consolas"/>
+          <w:sz w:val="18"/>
+        </w:rPr>
+        <w:t>data/published/disclosure_sample_133/</w:t>
+      </w:r>
+      <w:r>
+        <w:t>, so any number here can be checked against the file it came from without rerunning the pipeline. The passage corpus, the retrieved documents, and the SDC archive are not published; that directory's README gives the reason for each.</w:t>
       </w:r>
     </w:p>
     <w:p>
